--- a/pr-preview/pr-310/linear-algebra-matrices-tracked-changes.docx
+++ b/pr-preview/pr-310/linear-algebra-matrices-tracked-changes.docx
@@ -16,7 +16,7 @@
       </w:pPr>
       <w:del w:id="1" w:author="PR Preview" w:date="2026-01-01T00:00:00Z">
         <w:r>
-          <w:delText xml:space="preserve">Last modified: 2026-10-15 08:28:32 (PDT)</w:delText>
+          <w:delText xml:space="preserve">Last modified: 2026-10-15 12:42:30 (PDT)</w:delText>
         </w:r>
       </w:del>
     </w:p>
@@ -26,11 +26,11 @@
       </w:pPr>
       <w:ins w:id="2" w:author="PR Preview" w:date="2026-01-01T00:00:00Z">
         <w:r>
-          <w:t xml:space="preserve">Last modified: 2026-10-15 08:32:48 (PDT)</w:t>
+          <w:t xml:space="preserve">Last modified: 2026-10-15 13:37:28 (PDT)</w:t>
         </w:r>
       </w:ins>
     </w:p>
-    <w:bookmarkStart w:id="123" w:name="matrices"/>
+    <w:bookmarkStart w:id="127" w:name="matrices"/>
     <w:p>
       <w:pPr>
         <w:pStyle w:val="Heading2"/>
@@ -8541,7 +8541,7 @@
     </w:p>
     <w:bookmarkEnd w:id="38"/>
     <w:bookmarkEnd w:id="39"/>
-    <w:bookmarkStart w:id="49" w:name="square-and-identity-matrices"/>
+    <w:bookmarkStart w:id="51" w:name="square-and-identity-matrices"/>
     <w:p>
       <w:pPr>
         <w:pStyle w:val="Heading3"/>
@@ -8986,11 +8986,53 @@
       <w:r>
         <w:t xml:space="preserve">.</w:t>
       </w:r>
-      <w:r>
-        <w:t xml:space="preserve"> </w:t>
-      </w:r>
-      <w:r>
-        <w:t xml:space="preserve">These are the</w:t>
+    </w:p>
+    <w:bookmarkEnd w:id="42"/>
+    <w:bookmarkStart w:id="43" w:name="def-diagonal-entry"/>
+    <w:p>
+      <w:pPr>
+        <w:pStyle w:val="BodyText"/>
+      </w:pPr>
+      <w:r>
+        <w:rPr>
+          <w:b/>
+          <w:bCs/>
+        </w:rPr>
+        <w:t xml:space="preserve">Definition 10 (Diagonal entry)</w:t>
+      </w:r>
+      <w:r>
+        <w:t xml:space="preserve"> </w:t>
+      </w:r>
+      <w:r>
+        <w:t xml:space="preserve">The entries on the main diagonal (</w:t>
+      </w:r>
+      <w:hyperlink w:anchor="def-main-diagonal">
+        <w:r>
+          <w:rPr>
+            <w:rStyle w:val="Hyperlink"/>
+          </w:rPr>
+          <w:t xml:space="preserve">Definition 9</w:t>
+        </w:r>
+      </w:hyperlink>
+      <w:r>
+        <w:t xml:space="preserve">) of a matrix</w:t>
+      </w:r>
+      <w:r>
+        <w:t xml:space="preserve"> </w:t>
+      </w:r>
+      <m:oMath>
+        <m:r>
+          <m:rPr>
+            <m:sty m:val="bi"/>
+          </m:rPr>
+          <m:t>A</m:t>
+        </m:r>
+      </m:oMath>
+      <w:r>
+        <w:t xml:space="preserve"> </w:t>
+      </w:r>
+      <w:r>
+        <w:t xml:space="preserve">are the</w:t>
       </w:r>
       <w:r>
         <w:t xml:space="preserve"> </w:t>
@@ -9020,7 +9062,78 @@
         </m:r>
       </m:oMath>
       <w:r>
-        <w:t xml:space="preserve">;</w:t>
+        <w:t xml:space="preserve">.</w:t>
+      </w:r>
+    </w:p>
+    <w:bookmarkEnd w:id="43"/>
+    <w:bookmarkStart w:id="44" w:name="def-off-diagonal-entry"/>
+    <w:p>
+      <w:pPr>
+        <w:pStyle w:val="BodyText"/>
+      </w:pPr>
+      <w:r>
+        <w:rPr>
+          <w:b/>
+          <w:bCs/>
+        </w:rPr>
+        <w:t xml:space="preserve">Definition 11 (Off-diagonal entry)</w:t>
+      </w:r>
+      <w:r>
+        <w:t xml:space="preserve"> </w:t>
+      </w:r>
+      <w:r>
+        <w:t xml:space="preserve">In an</w:t>
+      </w:r>
+      <w:r>
+        <w:t xml:space="preserve"> </w:t>
+      </w:r>
+      <m:oMath>
+        <m:r>
+          <m:t>m</m:t>
+        </m:r>
+        <m:r>
+          <m:rPr>
+            <m:sty m:val="p"/>
+          </m:rPr>
+          <m:t>×</m:t>
+        </m:r>
+        <m:r>
+          <m:t>n</m:t>
+        </m:r>
+      </m:oMath>
+      <w:r>
+        <w:t xml:space="preserve"> </w:t>
+      </w:r>
+      <w:r>
+        <w:t xml:space="preserve">matrix</w:t>
+      </w:r>
+      <w:r>
+        <w:t xml:space="preserve"> </w:t>
+      </w:r>
+      <m:oMath>
+        <m:r>
+          <m:rPr>
+            <m:sty m:val="bi"/>
+          </m:rPr>
+          <m:t>A</m:t>
+        </m:r>
+      </m:oMath>
+      <w:r>
+        <w:t xml:space="preserve"> </w:t>
+      </w:r>
+      <w:r>
+        <w:t xml:space="preserve">with main diagonal (</w:t>
+      </w:r>
+      <w:hyperlink w:anchor="def-main-diagonal">
+        <w:r>
+          <w:rPr>
+            <w:rStyle w:val="Hyperlink"/>
+          </w:rPr>
+          <w:t xml:space="preserve">Definition 9</w:t>
+        </w:r>
+      </w:hyperlink>
+      <w:r>
+        <w:t xml:space="preserve">),</w:t>
       </w:r>
       <w:r>
         <w:t xml:space="preserve"> </w:t>
@@ -9091,8 +9204,8 @@
         <w:t xml:space="preserve">.</w:t>
       </w:r>
     </w:p>
-    <w:bookmarkEnd w:id="42"/>
-    <w:bookmarkStart w:id="43" w:name="exm-main-diagonal"/>
+    <w:bookmarkEnd w:id="44"/>
+    <w:bookmarkStart w:id="45" w:name="exm-main-diagonal"/>
     <w:p>
       <w:pPr>
         <w:pStyle w:val="BodyText"/>
@@ -9616,8 +9729,8 @@
         <w:t xml:space="preserve">, are off-diagonal.</w:t>
       </w:r>
     </w:p>
-    <w:bookmarkEnd w:id="43"/>
-    <w:bookmarkStart w:id="44" w:name="def-identity-matrix"/>
+    <w:bookmarkEnd w:id="45"/>
+    <w:bookmarkStart w:id="46" w:name="def-identity-matrix"/>
     <w:p>
       <w:pPr>
         <w:pStyle w:val="FirstParagraph"/>
@@ -9627,7 +9740,7 @@
           <w:b/>
           <w:bCs/>
         </w:rPr>
-        <w:t xml:space="preserve">Definition 10 (Identity matrix)</w:t>
+        <w:t xml:space="preserve">Definition 12 (Identity matrix)</w:t>
       </w:r>
       <w:r>
         <w:t xml:space="preserve"> </w:t>
@@ -10047,8 +10160,8 @@
         </m:oMath>
       </m:oMathPara>
     </w:p>
-    <w:bookmarkEnd w:id="44"/>
-    <w:bookmarkStart w:id="45" w:name="exm-identity-matrix"/>
+    <w:bookmarkEnd w:id="46"/>
+    <w:bookmarkStart w:id="47" w:name="exm-identity-matrix"/>
     <w:p>
       <w:pPr>
         <w:pStyle w:val="FirstParagraph"/>
@@ -10339,8 +10452,8 @@
         <w:t xml:space="preserve">.</w:t>
       </w:r>
     </w:p>
-    <w:bookmarkEnd w:id="45"/>
-    <w:bookmarkStart w:id="47" w:name="rem-identity-matrix-kronecker-delta"/>
+    <w:bookmarkEnd w:id="47"/>
+    <w:bookmarkStart w:id="49" w:name="rem-identity-matrix-kronecker-delta"/>
     <w:p>
       <w:pPr>
         <w:pStyle w:val="BodyText"/>
@@ -10361,7 +10474,7 @@
       <w:r>
         <w:t xml:space="preserve"> </w:t>
       </w:r>
-      <w:hyperlink r:id="rId46">
+      <w:hyperlink r:id="rId48">
         <w:r>
           <w:rPr>
             <w:rStyle w:val="Hyperlink"/>
@@ -10441,8 +10554,8 @@
         <w:t xml:space="preserve">.</w:t>
       </w:r>
     </w:p>
-    <w:bookmarkEnd w:id="47"/>
-    <w:bookmarkStart w:id="48" w:name="thm-identity"/>
+    <w:bookmarkEnd w:id="49"/>
+    <w:bookmarkStart w:id="50" w:name="thm-identity"/>
     <w:p>
       <w:pPr>
         <w:pStyle w:val="BodyText"/>
@@ -10594,9 +10707,9 @@
         </m:oMath>
       </m:oMathPara>
     </w:p>
-    <w:bookmarkEnd w:id="48"/>
-    <w:bookmarkEnd w:id="49"/>
-    <w:bookmarkStart w:id="55" w:name="matrix-vector-multiplication"/>
+    <w:bookmarkEnd w:id="50"/>
+    <w:bookmarkEnd w:id="51"/>
+    <w:bookmarkStart w:id="57" w:name="matrix-vector-multiplication"/>
     <w:p>
       <w:pPr>
         <w:pStyle w:val="Heading3"/>
@@ -10605,7 +10718,7 @@
         <w:t xml:space="preserve">1.6 Matrix-vector multiplication</w:t>
       </w:r>
     </w:p>
-    <w:bookmarkStart w:id="50" w:name="def-matvec-mult"/>
+    <w:bookmarkStart w:id="52" w:name="def-matvec-mult"/>
     <w:p>
       <w:pPr>
         <w:pStyle w:val="FirstParagraph"/>
@@ -10615,7 +10728,7 @@
           <w:b/>
           <w:bCs/>
         </w:rPr>
-        <w:t xml:space="preserve">Definition 11 (Matrix-vector multiplication)</w:t>
+        <w:t xml:space="preserve">Definition 13 (Matrix-vector multiplication)</w:t>
       </w:r>
       <w:r>
         <w:t xml:space="preserve"> </w:t>
@@ -10888,8 +11001,8 @@
         </m:oMath>
       </m:oMathPara>
     </w:p>
-    <w:bookmarkEnd w:id="50"/>
-    <w:bookmarkStart w:id="52" w:name="rem-matvec-row-dot-products"/>
+    <w:bookmarkEnd w:id="52"/>
+    <w:bookmarkStart w:id="54" w:name="rem-matvec-row-dot-products"/>
     <w:p>
       <w:pPr>
         <w:pStyle w:val="FirstParagraph"/>
@@ -10907,12 +11020,12 @@
       <w:r>
         <w:t xml:space="preserve">Matrix-vector multiplication extends the dot product (</w:t>
       </w:r>
-      <w:hyperlink r:id="rId51">
+      <w:hyperlink r:id="rId53">
         <w:r>
           <w:rPr>
             <w:rStyle w:val="Hyperlink"/>
           </w:rPr>
-          <w:t xml:space="preserve">Definition 7 in Vectors</w:t>
+          <w:t xml:space="preserve">Definition 8 in Vectors</w:t>
         </w:r>
       </w:hyperlink>
       <w:r>
@@ -11339,8 +11452,8 @@
         </m:oMath>
       </m:oMathPara>
     </w:p>
-    <w:bookmarkEnd w:id="52"/>
-    <w:bookmarkStart w:id="53" w:name="def-linear-system"/>
+    <w:bookmarkEnd w:id="54"/>
+    <w:bookmarkStart w:id="55" w:name="def-linear-system"/>
     <w:p>
       <w:pPr>
         <w:pStyle w:val="FirstParagraph"/>
@@ -11350,7 +11463,7 @@
           <w:b/>
           <w:bCs/>
         </w:rPr>
-        <w:t xml:space="preserve">Definition 12 (Linear system (system of linear equations))</w:t>
+        <w:t xml:space="preserve">Definition 14 (Linear system (system of linear equations))</w:t>
       </w:r>
       <w:r>
         <w:t xml:space="preserve"> </w:t>
@@ -11656,8 +11769,8 @@
         <w:t xml:space="preserve">holds.</w:t>
       </w:r>
     </w:p>
-    <w:bookmarkEnd w:id="53"/>
-    <w:bookmarkStart w:id="54" w:name="exm-linear-system"/>
+    <w:bookmarkEnd w:id="55"/>
+    <w:bookmarkStart w:id="56" w:name="exm-linear-system"/>
     <w:p>
       <w:pPr>
         <w:pStyle w:val="BodyText"/>
@@ -11683,7 +11796,7 @@
           <w:rPr>
             <w:rStyle w:val="Hyperlink"/>
           </w:rPr>
-          <w:t xml:space="preserve">Definition 11</w:t>
+          <w:t xml:space="preserve">Definition 13</w:t>
         </w:r>
       </w:hyperlink>
       <w:r>
@@ -12403,7 +12516,7 @@
                   <m:nor/>
                   <m:sty m:val="p"/>
                 </m:rPr>
-                <m:t>Definition 11</m:t>
+                <m:t>Definition 13</m:t>
               </m:r>
               <m:r>
                 <m:rPr>
@@ -12720,9 +12833,9 @@
         <w:t xml:space="preserve">.</w:t>
       </w:r>
     </w:p>
-    <w:bookmarkEnd w:id="54"/>
-    <w:bookmarkEnd w:id="55"/>
-    <w:bookmarkStart w:id="111" w:name="linear-and-affine-maps"/>
+    <w:bookmarkEnd w:id="56"/>
+    <w:bookmarkEnd w:id="57"/>
+    <w:bookmarkStart w:id="115" w:name="linear-and-affine-maps"/>
     <w:p>
       <w:pPr>
         <w:pStyle w:val="Heading3"/>
@@ -12731,7 +12844,7 @@
         <w:t xml:space="preserve">1.7 Linear and affine maps</w:t>
       </w:r>
     </w:p>
-    <w:bookmarkStart w:id="57" w:name="def-linear-map"/>
+    <w:bookmarkStart w:id="59" w:name="def-linear-map"/>
     <w:p>
       <w:pPr>
         <w:pStyle w:val="FirstParagraph"/>
@@ -12741,7 +12854,7 @@
           <w:b/>
           <w:bCs/>
         </w:rPr>
-        <w:t xml:space="preserve">Definition 13 (Linear map (linear transformation, linear function))</w:t>
+        <w:t xml:space="preserve">Definition 15 (Linear map (linear transformation, linear function))</w:t>
       </w:r>
       <w:r>
         <w:t xml:space="preserve"> </w:t>
@@ -12752,7 +12865,7 @@
       <w:r>
         <w:t xml:space="preserve"> </w:t>
       </w:r>
-      <w:hyperlink r:id="rId56">
+      <w:hyperlink r:id="rId58">
         <w:r>
           <w:rPr>
             <w:rStyle w:val="Hyperlink"/>
@@ -13178,8 +13291,8 @@
         <w:t xml:space="preserve">)</w:t>
       </w:r>
     </w:p>
-    <w:bookmarkEnd w:id="57"/>
-    <w:bookmarkStart w:id="58" w:name="exm-linear-map"/>
+    <w:bookmarkEnd w:id="59"/>
+    <w:bookmarkStart w:id="60" w:name="exm-linear-map"/>
     <w:p>
       <w:pPr>
         <w:pStyle w:val="FirstParagraph"/>
@@ -14336,8 +14449,8 @@
         <w:t xml:space="preserve">.</w:t>
       </w:r>
     </w:p>
-    <w:bookmarkEnd w:id="58"/>
-    <w:bookmarkStart w:id="59" w:name="def-linear-operator"/>
+    <w:bookmarkEnd w:id="60"/>
+    <w:bookmarkStart w:id="61" w:name="def-linear-operator"/>
     <w:p>
       <w:pPr>
         <w:pStyle w:val="FirstParagraph"/>
@@ -14347,7 +14460,7 @@
           <w:b/>
           <w:bCs/>
         </w:rPr>
-        <w:t xml:space="preserve">Definition 14 (Linear operator)</w:t>
+        <w:t xml:space="preserve">Definition 16 (Linear operator)</w:t>
       </w:r>
       <w:r>
         <w:t xml:space="preserve"> </w:t>
@@ -14403,7 +14516,7 @@
           <w:rPr>
             <w:rStyle w:val="Hyperlink"/>
           </w:rPr>
-          <w:t xml:space="preserve">Definition 13</w:t>
+          <w:t xml:space="preserve">Definition 15</w:t>
         </w:r>
       </w:hyperlink>
       <w:r>
@@ -14519,8 +14632,8 @@
         <w:t xml:space="preserve">more loosely, for any linear map.</w:t>
       </w:r>
     </w:p>
-    <w:bookmarkEnd w:id="59"/>
-    <w:bookmarkStart w:id="60" w:name="exm-linear-operator"/>
+    <w:bookmarkEnd w:id="61"/>
+    <w:bookmarkStart w:id="62" w:name="exm-linear-operator"/>
     <w:p>
       <w:pPr>
         <w:pStyle w:val="BodyText"/>
@@ -14893,8 +15006,8 @@
         <w:t xml:space="preserve">.</w:t>
       </w:r>
     </w:p>
-    <w:bookmarkEnd w:id="60"/>
-    <w:bookmarkStart w:id="61" w:name="thm-linear-map-zero"/>
+    <w:bookmarkEnd w:id="62"/>
+    <w:bookmarkStart w:id="63" w:name="thm-linear-map-zero"/>
     <w:p>
       <w:pPr>
         <w:pStyle w:val="BodyText"/>
@@ -14975,7 +15088,7 @@
           <w:rPr>
             <w:rStyle w:val="Hyperlink"/>
           </w:rPr>
-          <w:t xml:space="preserve">Definition 13</w:t>
+          <w:t xml:space="preserve">Definition 15</w:t>
         </w:r>
       </w:hyperlink>
       <w:r>
@@ -15037,7 +15150,7 @@
         <w:t xml:space="preserve">.</w:t>
       </w:r>
     </w:p>
-    <w:bookmarkEnd w:id="61"/>
+    <w:bookmarkEnd w:id="63"/>
     <w:p>
       <w:pPr>
         <w:pStyle w:val="BodyText"/>
@@ -15479,7 +15592,7 @@
         </m:oMath>
       </m:oMathPara>
     </w:p>
-    <w:bookmarkStart w:id="62" w:name="exm-linear-map-zero"/>
+    <w:bookmarkStart w:id="64" w:name="exm-linear-map-zero"/>
     <w:p>
       <w:pPr>
         <w:pStyle w:val="FirstParagraph"/>
@@ -15767,8 +15880,8 @@
         <w:t xml:space="preserve">and is still not linear.</w:t>
       </w:r>
     </w:p>
-    <w:bookmarkEnd w:id="62"/>
-    <w:bookmarkStart w:id="63" w:name="thm-matrix-map-linear"/>
+    <w:bookmarkEnd w:id="64"/>
+    <w:bookmarkStart w:id="65" w:name="thm-matrix-map-linear"/>
     <w:p>
       <w:pPr>
         <w:pStyle w:val="BodyText"/>
@@ -15950,14 +16063,14 @@
           <w:rPr>
             <w:rStyle w:val="Hyperlink"/>
           </w:rPr>
-          <w:t xml:space="preserve">Definition 13</w:t>
+          <w:t xml:space="preserve">Definition 15</w:t>
         </w:r>
       </w:hyperlink>
       <w:r>
         <w:t xml:space="preserve">).</w:t>
       </w:r>
     </w:p>
-    <w:bookmarkEnd w:id="63"/>
+    <w:bookmarkEnd w:id="65"/>
     <w:p>
       <w:pPr>
         <w:pStyle w:val="BodyText"/>
@@ -16233,7 +16346,7 @@
                   <m:nor/>
                   <m:sty m:val="p"/>
                 </m:rPr>
-                <m:t>Definition 11</m:t>
+                <m:t>Definition 13</m:t>
               </m:r>
               <m:r>
                 <m:rPr>
@@ -16357,7 +16470,7 @@
                   <m:nor/>
                   <m:sty m:val="p"/>
                 </m:rPr>
-                <m:t>Definition 6 in Vectors</m:t>
+                <m:t>Definition 7 in Vectors</m:t>
               </m:r>
               <m:r>
                 <m:rPr>
@@ -16742,7 +16855,7 @@
                   <m:nor/>
                   <m:sty m:val="p"/>
                 </m:rPr>
-                <m:t>Definition 11</m:t>
+                <m:t>Definition 13</m:t>
               </m:r>
               <m:r>
                 <m:rPr>
@@ -16839,7 +16952,7 @@
                   <m:nor/>
                   <m:sty m:val="p"/>
                 </m:rPr>
-                <m:t>Definition 6 in Vectors</m:t>
+                <m:t>Definition 7 in Vectors</m:t>
               </m:r>
               <m:r>
                 <m:rPr>
@@ -17033,7 +17146,7 @@
                   <m:nor/>
                   <m:sty m:val="p"/>
                 </m:rPr>
-                <m:t>Definition 11</m:t>
+                <m:t>Definition 13</m:t>
               </m:r>
               <m:r>
                 <m:rPr>
@@ -17386,7 +17499,7 @@
                   <m:nor/>
                   <m:sty m:val="p"/>
                 </m:rPr>
-                <m:t>Definition 11</m:t>
+                <m:t>Definition 13</m:t>
               </m:r>
               <m:r>
                 <m:rPr>
@@ -17491,7 +17604,7 @@
       <w:r>
         <w:t xml:space="preserve"> </w:t>
       </w:r>
-      <w:hyperlink r:id="rId64">
+      <w:hyperlink r:id="rId66">
         <w:r>
           <w:rPr>
             <w:rStyle w:val="Hyperlink"/>
@@ -17505,7 +17618,7 @@
       <w:r>
         <w:t xml:space="preserve"> </w:t>
       </w:r>
-      <w:hyperlink r:id="rId65">
+      <w:hyperlink r:id="rId67">
         <w:r>
           <w:rPr>
             <w:rStyle w:val="Hyperlink"/>
@@ -17519,7 +17632,7 @@
       <w:r>
         <w:t xml:space="preserve"> </w:t>
       </w:r>
-      <w:hyperlink r:id="rId66">
+      <w:hyperlink r:id="rId68">
         <w:r>
           <w:rPr>
             <w:rStyle w:val="Hyperlink"/>
@@ -17533,7 +17646,7 @@
       <w:r>
         <w:t xml:space="preserve"> </w:t>
       </w:r>
-      <w:hyperlink r:id="rId67">
+      <w:hyperlink r:id="rId69">
         <w:r>
           <w:rPr>
             <w:rStyle w:val="Hyperlink"/>
@@ -17553,7 +17666,7 @@
       <w:r>
         <w:t xml:space="preserve"> </w:t>
       </w:r>
-      <w:hyperlink r:id="rId68">
+      <w:hyperlink r:id="rId70">
         <w:r>
           <w:rPr>
             <w:rStyle w:val="Hyperlink"/>
@@ -17565,7 +17678,7 @@
         <w:t xml:space="preserve">.</w:t>
       </w:r>
     </w:p>
-    <w:bookmarkStart w:id="69" w:name="thm-linear-map-lincom"/>
+    <w:bookmarkStart w:id="71" w:name="thm-linear-map-lincom"/>
     <w:p>
       <w:pPr>
         <w:pStyle w:val="BodyText"/>
@@ -17646,7 +17759,7 @@
           <w:rPr>
             <w:rStyle w:val="Hyperlink"/>
           </w:rPr>
-          <w:t xml:space="preserve">Definition 13</w:t>
+          <w:t xml:space="preserve">Definition 15</w:t>
         </w:r>
       </w:hyperlink>
       <w:r>
@@ -17983,7 +18096,7 @@
         </m:oMath>
       </m:oMathPara>
     </w:p>
-    <w:bookmarkEnd w:id="69"/>
+    <w:bookmarkEnd w:id="71"/>
     <w:p>
       <w:pPr>
         <w:pStyle w:val="FirstParagraph"/>
@@ -18004,7 +18117,7 @@
       <w:r>
         <w:t xml:space="preserve"> </w:t>
       </w:r>
-      <w:hyperlink r:id="rId70">
+      <w:hyperlink r:id="rId72">
         <w:r>
           <w:rPr>
             <w:rStyle w:val="Hyperlink"/>
@@ -19086,7 +19199,7 @@
         </m:oMath>
       </m:oMathPara>
     </w:p>
-    <w:bookmarkStart w:id="72" w:name="thm-linear-map-matrix"/>
+    <w:bookmarkStart w:id="74" w:name="thm-linear-map-matrix"/>
     <w:p>
       <w:pPr>
         <w:pStyle w:val="FirstParagraph"/>
@@ -19167,7 +19280,7 @@
           <w:rPr>
             <w:rStyle w:val="Hyperlink"/>
           </w:rPr>
-          <w:t xml:space="preserve">Definition 13</w:t>
+          <w:t xml:space="preserve">Definition 15</w:t>
         </w:r>
       </w:hyperlink>
       <w:r>
@@ -19432,12 +19545,12 @@
       <w:r>
         <w:t xml:space="preserve">th indicator vector (</w:t>
       </w:r>
-      <w:hyperlink r:id="rId71">
+      <w:hyperlink r:id="rId73">
         <w:r>
           <w:rPr>
             <w:rStyle w:val="Hyperlink"/>
           </w:rPr>
-          <w:t xml:space="preserve">Definition 12 in Vectors</w:t>
+          <w:t xml:space="preserve">Definition 14 in Vectors</w:t>
         </w:r>
       </w:hyperlink>
       <w:r>
@@ -19538,7 +19651,7 @@
         <w:t xml:space="preserve">.</w:t>
       </w:r>
     </w:p>
-    <w:bookmarkEnd w:id="72"/>
+    <w:bookmarkEnd w:id="74"/>
     <w:p>
       <w:pPr>
         <w:pStyle w:val="BodyText"/>
@@ -20270,7 +20383,7 @@
                   <m:nor/>
                   <m:sty m:val="p"/>
                 </m:rPr>
-                <m:t>Definition 8 in Vectors</m:t>
+                <m:t>Definition 9 in Vectors</m:t>
               </m:r>
               <m:r>
                 <m:rPr>
@@ -20518,7 +20631,7 @@
                   <m:nor/>
                   <m:sty m:val="p"/>
                 </m:rPr>
-                <m:t>Definition 11</m:t>
+                <m:t>Definition 13</m:t>
               </m:r>
               <m:r>
                 <m:rPr>
@@ -20996,7 +21109,7 @@
                   <m:nor/>
                   <m:sty m:val="p"/>
                 </m:rPr>
-                <m:t>Definition 11</m:t>
+                <m:t>Definition 13</m:t>
               </m:r>
               <m:r>
                 <m:rPr>
@@ -21117,7 +21230,7 @@
                   <m:nor/>
                   <m:sty m:val="p"/>
                 </m:rPr>
-                <m:t>Definition 12 in Vectors</m:t>
+                <m:t>Definition 14 in Vectors</m:t>
               </m:r>
               <m:r>
                 <m:rPr>
@@ -21475,7 +21588,7 @@
         <w:t xml:space="preserve">.</w:t>
       </w:r>
     </w:p>
-    <w:bookmarkStart w:id="73" w:name="def-matrix-of-linear-map"/>
+    <w:bookmarkStart w:id="75" w:name="def-matrix-of-linear-map"/>
     <w:p>
       <w:pPr>
         <w:pStyle w:val="BodyText"/>
@@ -21485,7 +21598,7 @@
           <w:b/>
           <w:bCs/>
         </w:rPr>
-        <w:t xml:space="preserve">Definition 15 (Matrix of a linear map)</w:t>
+        <w:t xml:space="preserve">Definition 17 (Matrix of a linear map)</w:t>
       </w:r>
       <w:r>
         <w:t xml:space="preserve"> </w:t>
@@ -21760,8 +21873,8 @@
         <w:t xml:space="preserve">.</w:t>
       </w:r>
     </w:p>
-    <w:bookmarkEnd w:id="73"/>
-    <w:bookmarkStart w:id="74" w:name="exm-linear-map-matrix"/>
+    <w:bookmarkEnd w:id="75"/>
+    <w:bookmarkStart w:id="76" w:name="exm-linear-map-matrix"/>
     <w:p>
       <w:pPr>
         <w:pStyle w:val="BodyText"/>
@@ -22375,7 +22488,7 @@
           <w:rPr>
             <w:rStyle w:val="Hyperlink"/>
           </w:rPr>
-          <w:t xml:space="preserve">Definition 15</w:t>
+          <w:t xml:space="preserve">Definition 17</w:t>
         </w:r>
       </w:hyperlink>
       <w:r>
@@ -22456,8 +22569,8 @@
         <w:t xml:space="preserve">.</w:t>
       </w:r>
     </w:p>
-    <w:bookmarkEnd w:id="74"/>
-    <w:bookmarkStart w:id="75" w:name="cor-linear-scalar"/>
+    <w:bookmarkEnd w:id="76"/>
+    <w:bookmarkStart w:id="77" w:name="cor-linear-scalar"/>
     <w:p>
       <w:pPr>
         <w:pStyle w:val="BodyText"/>
@@ -22529,7 +22642,7 @@
           <w:rPr>
             <w:rStyle w:val="Hyperlink"/>
           </w:rPr>
-          <w:t xml:space="preserve">Definition 13</w:t>
+          <w:t xml:space="preserve">Definition 15</w:t>
         </w:r>
       </w:hyperlink>
       <w:r>
@@ -22778,7 +22891,7 @@
         <w:t xml:space="preserve">.</w:t>
       </w:r>
     </w:p>
-    <w:bookmarkEnd w:id="75"/>
+    <w:bookmarkEnd w:id="77"/>
     <w:p>
       <w:pPr>
         <w:pStyle w:val="BodyText"/>
@@ -23624,7 +23737,7 @@
         <w:t xml:space="preserve">.</w:t>
       </w:r>
     </w:p>
-    <w:bookmarkStart w:id="76" w:name="exm-linear-scalar"/>
+    <w:bookmarkStart w:id="78" w:name="exm-linear-scalar"/>
     <w:p>
       <w:pPr>
         <w:pStyle w:val="BodyText"/>
@@ -24301,7 +24414,7 @@
         <w:t xml:space="preserve">).</w:t>
       </w:r>
     </w:p>
-    <w:bookmarkEnd w:id="76"/>
+    <w:bookmarkEnd w:id="78"/>
     <w:tbl>
       <w:tblPr>
         <w:tblStyle w:val="Table"/>
@@ -24343,18 +24456,18 @@
                 <wp:inline>
                   <wp:extent cx="152400" cy="152400"/>
                   <wp:effectExtent b="0" l="0" r="0" t="0"/>
-                  <wp:docPr descr="" title="" id="78" name="Picture"/>
+                  <wp:docPr descr="" title="" id="80" name="Picture"/>
                   <a:graphic>
                     <a:graphicData uri="http://schemas.openxmlformats.org/drawingml/2006/picture">
                       <pic:pic>
                         <pic:nvPicPr>
-                          <pic:cNvPr descr="/opt/quarto/share/formats/docx/tip.png" id="79" name="Picture"/>
+                          <pic:cNvPr descr="/opt/quarto/share/formats/docx/tip.png" id="81" name="Picture"/>
                           <pic:cNvPicPr>
                             <a:picLocks noChangeArrowheads="1" noChangeAspect="1"/>
                           </pic:cNvPicPr>
                         </pic:nvPicPr>
                         <pic:blipFill>
-                          <a:blip r:embed="rId77"/>
+                          <a:blip r:embed="rId79"/>
                           <a:stretch>
                             <a:fillRect/>
                           </a:stretch>
@@ -24416,7 +24529,7 @@
             <w:r>
               <w:t xml:space="preserve"> </w:t>
             </w:r>
-            <w:hyperlink r:id="rId80">
+            <w:hyperlink r:id="rId82">
               <w:r>
                 <w:rPr>
                   <w:rStyle w:val="Hyperlink"/>
@@ -24447,7 +24560,7 @@
                 <w:numId w:val="1006"/>
               </w:numPr>
             </w:pPr>
-            <w:hyperlink r:id="rId81">
+            <w:hyperlink r:id="rId83">
               <w:r>
                 <w:rPr>
                   <w:rStyle w:val="Hyperlink"/>
@@ -24478,7 +24591,7 @@
                 <w:rPr>
                   <w:rStyle w:val="Hyperlink"/>
                 </w:rPr>
-                <w:t xml:space="preserve">Definition 15</w:t>
+                <w:t xml:space="preserve">Definition 17</w:t>
               </w:r>
             </w:hyperlink>
             <w:r>
@@ -24493,7 +24606,7 @@
                 <w:numId w:val="1006"/>
               </w:numPr>
             </w:pPr>
-            <w:hyperlink r:id="rId82">
+            <w:hyperlink r:id="rId84">
               <w:r>
                 <w:rPr>
                   <w:rStyle w:val="Hyperlink"/>
@@ -24580,7 +24693,7 @@
         </w:tc>
       </w:tr>
     </w:tbl>
-    <w:bookmarkStart w:id="83" w:name="def-translation"/>
+    <w:bookmarkStart w:id="85" w:name="def-translation"/>
     <w:p>
       <w:pPr>
         <w:pStyle w:val="FirstParagraph"/>
@@ -24590,7 +24703,7 @@
           <w:b/>
           <w:bCs/>
         </w:rPr>
-        <w:t xml:space="preserve">Definition 16 (Translation)</w:t>
+        <w:t xml:space="preserve">Definition 18 (Translation)</w:t>
       </w:r>
       <w:r>
         <w:t xml:space="preserve"> </w:t>
@@ -24841,8 +24954,8 @@
         </m:oMath>
       </m:oMathPara>
     </w:p>
-    <w:bookmarkEnd w:id="83"/>
-    <w:bookmarkStart w:id="84" w:name="exm-translation"/>
+    <w:bookmarkEnd w:id="85"/>
+    <w:bookmarkStart w:id="86" w:name="exm-translation"/>
     <w:p>
       <w:pPr>
         <w:pStyle w:val="FirstParagraph"/>
@@ -25359,8 +25472,8 @@
         <w:t xml:space="preserve">Both points move one unit right and two units down.</w:t>
       </w:r>
     </w:p>
-    <w:bookmarkEnd w:id="84"/>
-    <w:bookmarkStart w:id="85" w:name="rem-translation-moves-every-point"/>
+    <w:bookmarkEnd w:id="86"/>
+    <w:bookmarkStart w:id="87" w:name="rem-translation-moves-every-point"/>
     <w:p>
       <w:pPr>
         <w:pStyle w:val="BodyText"/>
@@ -25418,8 +25531,8 @@
         <w:t xml:space="preserve">.</w:t>
       </w:r>
     </w:p>
-    <w:bookmarkEnd w:id="85"/>
-    <w:bookmarkStart w:id="87" w:name="def-affine-map"/>
+    <w:bookmarkEnd w:id="87"/>
+    <w:bookmarkStart w:id="89" w:name="def-affine-map"/>
     <w:p>
       <w:pPr>
         <w:pStyle w:val="BodyText"/>
@@ -25429,7 +25542,7 @@
           <w:b/>
           <w:bCs/>
         </w:rPr>
-        <w:t xml:space="preserve">Definition 17 (Affine map (affine transformation, affine function))</w:t>
+        <w:t xml:space="preserve">Definition 19 (Affine map (affine transformation, affine function))</w:t>
       </w:r>
       <w:r>
         <w:t xml:space="preserve"> </w:t>
@@ -25440,7 +25553,7 @@
       <w:r>
         <w:t xml:space="preserve"> </w:t>
       </w:r>
-      <w:hyperlink r:id="rId56">
+      <w:hyperlink r:id="rId58">
         <w:r>
           <w:rPr>
             <w:rStyle w:val="Hyperlink"/>
@@ -25562,7 +25675,7 @@
           <w:rPr>
             <w:rStyle w:val="Hyperlink"/>
           </w:rPr>
-          <w:t xml:space="preserve">Definition 16</w:t>
+          <w:t xml:space="preserve">Definition 18</w:t>
         </w:r>
       </w:hyperlink>
       <w:r>
@@ -25577,7 +25690,7 @@
       <w:r>
         <w:t xml:space="preserve"> </w:t>
       </w:r>
-      <w:hyperlink r:id="rId86">
+      <w:hyperlink r:id="rId88">
         <w:r>
           <w:rPr>
             <w:rStyle w:val="Hyperlink"/>
@@ -25860,12 +25973,38 @@
         </m:oMath>
       </m:oMathPara>
     </w:p>
+    <w:bookmarkEnd w:id="89"/>
+    <w:bookmarkStart w:id="90" w:name="def-affine-offset"/>
     <w:p>
       <w:pPr>
         <w:pStyle w:val="FirstParagraph"/>
       </w:pPr>
       <w:r>
-        <w:t xml:space="preserve">The vector</w:t>
+        <w:rPr>
+          <w:b/>
+          <w:bCs/>
+        </w:rPr>
+        <w:t xml:space="preserve">Definition 20 (Offset (intercept, bias) of an affine map)</w:t>
+      </w:r>
+      <w:r>
+        <w:t xml:space="preserve"> </w:t>
+      </w:r>
+      <w:r>
+        <w:t xml:space="preserve">In</w:t>
+      </w:r>
+      <w:r>
+        <w:t xml:space="preserve"> </w:t>
+      </w:r>
+      <w:hyperlink w:anchor="def-affine-map">
+        <w:r>
+          <w:rPr>
+            <w:rStyle w:val="Hyperlink"/>
+          </w:rPr>
+          <w:t xml:space="preserve">Definition 19</w:t>
+        </w:r>
+      </w:hyperlink>
+      <w:r>
+        <w:t xml:space="preserve">, the vector</w:t>
       </w:r>
       <w:r>
         <w:t xml:space="preserve"> </w:t>
@@ -25945,8 +26084,8 @@
         <w:t xml:space="preserve">).</w:t>
       </w:r>
     </w:p>
-    <w:bookmarkEnd w:id="87"/>
-    <w:bookmarkStart w:id="90" w:name="rem-affine-map-real-valued"/>
+    <w:bookmarkEnd w:id="90"/>
+    <w:bookmarkStart w:id="93" w:name="rem-affine-map-real-valued"/>
     <w:p>
       <w:pPr>
         <w:pStyle w:val="BodyText"/>
@@ -25964,7 +26103,7 @@
       <w:r>
         <w:t xml:space="preserve">For a real-valued function (</w:t>
       </w:r>
-      <w:hyperlink r:id="rId88">
+      <w:hyperlink r:id="rId91">
         <w:r>
           <w:rPr>
             <w:rStyle w:val="Hyperlink"/>
@@ -26139,7 +26278,7 @@
       <w:pPr>
         <w:pStyle w:val="BodyText"/>
       </w:pPr>
-      <w:bookmarkStart w:id="89" w:name="eq-linear-scalar"/>
+      <w:bookmarkStart w:id="92" w:name="eq-linear-scalar"/>
       <m:oMathPara>
         <m:oMathParaPr>
           <m:jc m:val="center"/>
@@ -26297,10 +26436,10 @@
           </m:r>
         </m:oMath>
       </m:oMathPara>
-      <w:bookmarkEnd w:id="89"/>
+      <w:bookmarkEnd w:id="92"/>
     </w:p>
-    <w:bookmarkEnd w:id="90"/>
-    <w:bookmarkStart w:id="91" w:name="def-augmented-vector"/>
+    <w:bookmarkEnd w:id="93"/>
+    <w:bookmarkStart w:id="94" w:name="def-augmented-vector"/>
     <w:p>
       <w:pPr>
         <w:pStyle w:val="FirstParagraph"/>
@@ -26310,7 +26449,7 @@
           <w:b/>
           <w:bCs/>
         </w:rPr>
-        <w:t xml:space="preserve">Definition 18 (Augmented vector)</w:t>
+        <w:t xml:space="preserve">Definition 21 (Augmented vector)</w:t>
       </w:r>
       <w:r>
         <w:t xml:space="preserve"> </w:t>
@@ -26642,8 +26781,8 @@
         </m:oMath>
       </m:oMathPara>
     </w:p>
-    <w:bookmarkEnd w:id="91"/>
-    <w:bookmarkStart w:id="92" w:name="exm-augmented-vector"/>
+    <w:bookmarkEnd w:id="94"/>
+    <w:bookmarkStart w:id="95" w:name="exm-augmented-vector"/>
     <w:p>
       <w:pPr>
         <w:pStyle w:val="FirstParagraph"/>
@@ -27420,8 +27559,8 @@
         </m:oMath>
       </m:oMathPara>
     </w:p>
-    <w:bookmarkEnd w:id="92"/>
-    <w:bookmarkStart w:id="93" w:name="thm-affine-map-zero"/>
+    <w:bookmarkEnd w:id="95"/>
+    <w:bookmarkStart w:id="96" w:name="thm-affine-map-zero"/>
     <w:p>
       <w:pPr>
         <w:pStyle w:val="FirstParagraph"/>
@@ -27518,7 +27657,7 @@
           <w:rPr>
             <w:rStyle w:val="Hyperlink"/>
           </w:rPr>
-          <w:t xml:space="preserve">Definition 17</w:t>
+          <w:t xml:space="preserve">Definition 19</w:t>
         </w:r>
       </w:hyperlink>
       <w:r>
@@ -27580,7 +27719,7 @@
         <w:t xml:space="preserve">.</w:t>
       </w:r>
     </w:p>
-    <w:bookmarkEnd w:id="93"/>
+    <w:bookmarkEnd w:id="96"/>
     <w:p>
       <w:pPr>
         <w:pStyle w:val="BodyText"/>
@@ -27778,7 +27917,7 @@
                   <m:nor/>
                   <m:sty m:val="p"/>
                 </m:rPr>
-                <m:t>Definition 11</m:t>
+                <m:t>Definition 13</m:t>
               </m:r>
               <m:r>
                 <m:rPr>
@@ -28008,7 +28147,7 @@
                   <m:nor/>
                   <m:sty m:val="p"/>
                 </m:rPr>
-                <m:t>Definition 17</m:t>
+                <m:t>Definition 19</m:t>
               </m:r>
               <m:r>
                 <m:rPr>
@@ -28160,7 +28299,7 @@
                   <m:nor/>
                   <m:sty m:val="p"/>
                 </m:rPr>
-                <m:t>Definition 6 in Vectors</m:t>
+                <m:t>Definition 7 in Vectors</m:t>
               </m:r>
               <m:r>
                 <m:rPr>
@@ -28174,7 +28313,7 @@
         </m:oMath>
       </m:oMathPara>
     </w:p>
-    <w:bookmarkStart w:id="94" w:name="thm-affine-linear-iff"/>
+    <w:bookmarkStart w:id="97" w:name="thm-affine-linear-iff"/>
     <w:p>
       <w:pPr>
         <w:pStyle w:val="FirstParagraph"/>
@@ -28271,7 +28410,7 @@
           <w:rPr>
             <w:rStyle w:val="Hyperlink"/>
           </w:rPr>
-          <w:t xml:space="preserve">Definition 17</w:t>
+          <w:t xml:space="preserve">Definition 19</w:t>
         </w:r>
       </w:hyperlink>
       <w:r>
@@ -28288,7 +28427,7 @@
           <w:rPr>
             <w:rStyle w:val="Hyperlink"/>
           </w:rPr>
-          <w:t xml:space="preserve">Definition 13</w:t>
+          <w:t xml:space="preserve">Definition 15</w:t>
         </w:r>
       </w:hyperlink>
       <w:r>
@@ -28329,7 +28468,7 @@
         <w:t xml:space="preserve">.</w:t>
       </w:r>
     </w:p>
-    <w:bookmarkEnd w:id="94"/>
+    <w:bookmarkEnd w:id="97"/>
     <w:p>
       <w:pPr>
         <w:pStyle w:val="BodyText"/>
@@ -28717,7 +28856,7 @@
         <w:t xml:space="preserve">.</w:t>
       </w:r>
     </w:p>
-    <w:bookmarkStart w:id="95" w:name="exm-affine-linear-iff"/>
+    <w:bookmarkStart w:id="98" w:name="exm-affine-linear-iff"/>
     <w:p>
       <w:pPr>
         <w:pStyle w:val="BodyText"/>
@@ -29188,8 +29327,8 @@
         <w:t xml:space="preserve">.</w:t>
       </w:r>
     </w:p>
-    <w:bookmarkEnd w:id="95"/>
-    <w:bookmarkStart w:id="96" w:name="cor-linear-is-affine"/>
+    <w:bookmarkEnd w:id="98"/>
+    <w:bookmarkStart w:id="99" w:name="cor-linear-is-affine"/>
     <w:p>
       <w:pPr>
         <w:pStyle w:val="BodyText"/>
@@ -29270,7 +29409,7 @@
           <w:rPr>
             <w:rStyle w:val="Hyperlink"/>
           </w:rPr>
-          <w:t xml:space="preserve">Definition 13</w:t>
+          <w:t xml:space="preserve">Definition 15</w:t>
         </w:r>
       </w:hyperlink>
       <w:r>
@@ -29287,7 +29426,7 @@
           <w:rPr>
             <w:rStyle w:val="Hyperlink"/>
           </w:rPr>
-          <w:t xml:space="preserve">Definition 17</w:t>
+          <w:t xml:space="preserve">Definition 19</w:t>
         </w:r>
       </w:hyperlink>
       <w:r>
@@ -29312,7 +29451,7 @@
         <w:t xml:space="preserve">.</w:t>
       </w:r>
     </w:p>
-    <w:bookmarkEnd w:id="96"/>
+    <w:bookmarkEnd w:id="99"/>
     <w:p>
       <w:pPr>
         <w:pStyle w:val="BodyText"/>
@@ -29509,7 +29648,7 @@
           <w:rPr>
             <w:rStyle w:val="Hyperlink"/>
           </w:rPr>
-          <w:t xml:space="preserve">Definition 17</w:t>
+          <w:t xml:space="preserve">Definition 19</w:t>
         </w:r>
       </w:hyperlink>
       <w:r>
@@ -29553,7 +29692,7 @@
         <w:t xml:space="preserve">.</w:t>
       </w:r>
     </w:p>
-    <w:bookmarkStart w:id="97" w:name="thm-affine-map-unique"/>
+    <w:bookmarkStart w:id="100" w:name="thm-affine-map-unique"/>
     <w:p>
       <w:pPr>
         <w:pStyle w:val="BodyText"/>
@@ -29791,7 +29930,7 @@
           <w:rPr>
             <w:rStyle w:val="Hyperlink"/>
           </w:rPr>
-          <w:t xml:space="preserve">Definition 17</w:t>
+          <w:t xml:space="preserve">Definition 19</w:t>
         </w:r>
       </w:hyperlink>
       <w:r>
@@ -29891,7 +30030,7 @@
         <w:t xml:space="preserve">.</w:t>
       </w:r>
     </w:p>
-    <w:bookmarkEnd w:id="97"/>
+    <w:bookmarkEnd w:id="100"/>
     <w:p>
       <w:pPr>
         <w:pStyle w:val="BodyText"/>
@@ -30234,7 +30373,7 @@
           <w:rPr>
             <w:rStyle w:val="Hyperlink"/>
           </w:rPr>
-          <w:t xml:space="preserve">Definition 15</w:t>
+          <w:t xml:space="preserve">Definition 17</w:t>
         </w:r>
       </w:hyperlink>
       <w:r>
@@ -30384,7 +30523,7 @@
         <w:t xml:space="preserve">.</w:t>
       </w:r>
     </w:p>
-    <w:bookmarkStart w:id="100" w:name="rem-linear-affine-terminology"/>
+    <w:bookmarkStart w:id="103" w:name="rem-linear-affine-terminology"/>
     <w:p>
       <w:pPr>
         <w:pStyle w:val="BodyText"/>
@@ -30431,7 +30570,7 @@
           <w:rPr>
             <w:rStyle w:val="Hyperlink"/>
           </w:rPr>
-          <w:t xml:space="preserve">Definition 13</w:t>
+          <w:t xml:space="preserve">Definition 15</w:t>
         </w:r>
       </w:hyperlink>
       <w:r>
@@ -30469,7 +30608,7 @@
       <w:r>
         <w:t xml:space="preserve"> </w:t>
       </w:r>
-      <w:hyperlink r:id="rId98">
+      <w:hyperlink r:id="rId101">
         <w:r>
           <w:rPr>
             <w:rStyle w:val="Hyperlink"/>
@@ -30506,7 +30645,7 @@
       <w:r>
         <w:t xml:space="preserve"> </w:t>
       </w:r>
-      <w:hyperlink r:id="rId99">
+      <w:hyperlink r:id="rId102">
         <w:r>
           <w:rPr>
             <w:rStyle w:val="Hyperlink"/>
@@ -30697,7 +30836,7 @@
           <w:rPr>
             <w:rStyle w:val="Hyperlink"/>
           </w:rPr>
-          <w:t xml:space="preserve">Definition 17</w:t>
+          <w:t xml:space="preserve">Definition 19</w:t>
         </w:r>
       </w:hyperlink>
       <w:r>
@@ -31031,7 +31170,7 @@
           <w:rPr>
             <w:rStyle w:val="Hyperlink"/>
           </w:rPr>
-          <w:t xml:space="preserve">Definition 18</w:t>
+          <w:t xml:space="preserve">Definition 21</w:t>
         </w:r>
       </w:hyperlink>
       <w:r>
@@ -31058,7 +31197,7 @@
         <w:t xml:space="preserve">as the coefficient on its first entry.</w:t>
       </w:r>
     </w:p>
-    <w:bookmarkEnd w:id="100"/>
+    <w:bookmarkEnd w:id="103"/>
     <w:tbl>
       <w:tblPr>
         <w:tblStyle w:val="Table"/>
@@ -31100,18 +31239,18 @@
                 <wp:inline>
                   <wp:extent cx="152400" cy="152400"/>
                   <wp:effectExtent b="0" l="0" r="0" t="0"/>
-                  <wp:docPr descr="" title="" id="101" name="Picture"/>
+                  <wp:docPr descr="" title="" id="104" name="Picture"/>
                   <a:graphic>
                     <a:graphicData uri="http://schemas.openxmlformats.org/drawingml/2006/picture">
                       <pic:pic>
                         <pic:nvPicPr>
-                          <pic:cNvPr descr="/opt/quarto/share/formats/docx/tip.png" id="102" name="Picture"/>
+                          <pic:cNvPr descr="/opt/quarto/share/formats/docx/tip.png" id="105" name="Picture"/>
                           <pic:cNvPicPr>
                             <a:picLocks noChangeArrowheads="1" noChangeAspect="1"/>
                           </pic:cNvPicPr>
                         </pic:nvPicPr>
                         <pic:blipFill>
-                          <a:blip r:embed="rId77"/>
+                          <a:blip r:embed="rId79"/>
                           <a:stretch>
                             <a:fillRect/>
                           </a:stretch>
@@ -31188,7 +31327,7 @@
                 <w:rPr>
                   <w:rStyle w:val="Hyperlink"/>
                 </w:rPr>
-                <w:t xml:space="preserve">Definition 14</w:t>
+                <w:t xml:space="preserve">Definition 16</w:t>
               </w:r>
             </w:hyperlink>
             <w:r>
@@ -31545,7 +31684,7 @@
             <w:r>
               <w:t xml:space="preserve"> </w:t>
             </w:r>
-            <w:hyperlink r:id="rId103">
+            <w:hyperlink r:id="rId106">
               <w:r>
                 <w:rPr>
                   <w:rStyle w:val="Hyperlink"/>
@@ -31594,7 +31733,7 @@
         </w:tc>
       </w:tr>
     </w:tbl>
-    <w:bookmarkStart w:id="104" w:name="def-hyperplane"/>
+    <w:bookmarkStart w:id="107" w:name="def-hyperplane"/>
     <w:p>
       <w:pPr>
         <w:pStyle w:val="FirstParagraph"/>
@@ -31604,7 +31743,7 @@
           <w:b/>
           <w:bCs/>
         </w:rPr>
-        <w:t xml:space="preserve">Definition 19 (Hyperplane)</w:t>
+        <w:t xml:space="preserve">Definition 22 (Hyperplane)</w:t>
       </w:r>
       <w:r>
         <w:t xml:space="preserve"> </w:t>
@@ -31861,7 +32000,55 @@
         <w:t xml:space="preserve"> </w:t>
       </w:r>
       <w:r>
-        <w:t xml:space="preserve">The vector</w:t>
+        <w:t xml:space="preserve">The number</w:t>
+      </w:r>
+      <w:r>
+        <w:t xml:space="preserve"> </w:t>
+      </w:r>
+      <m:oMath>
+        <m:r>
+          <m:t>b</m:t>
+        </m:r>
+      </m:oMath>
+      <w:r>
+        <w:t xml:space="preserve"> </w:t>
+      </w:r>
+      <w:r>
+        <w:t xml:space="preserve">is the offset of the hyperplane.</w:t>
+      </w:r>
+    </w:p>
+    <w:bookmarkEnd w:id="107"/>
+    <w:bookmarkStart w:id="108" w:name="def-normal-vector"/>
+    <w:p>
+      <w:pPr>
+        <w:pStyle w:val="BodyText"/>
+      </w:pPr>
+      <w:r>
+        <w:rPr>
+          <w:b/>
+          <w:bCs/>
+        </w:rPr>
+        <w:t xml:space="preserve">Definition 23 (Normal vector of a hyperplane)</w:t>
+      </w:r>
+      <w:r>
+        <w:t xml:space="preserve"> </w:t>
+      </w:r>
+      <w:r>
+        <w:t xml:space="preserve">In</w:t>
+      </w:r>
+      <w:r>
+        <w:t xml:space="preserve"> </w:t>
+      </w:r>
+      <w:hyperlink w:anchor="def-hyperplane">
+        <w:r>
+          <w:rPr>
+            <w:rStyle w:val="Hyperlink"/>
+          </w:rPr>
+          <w:t xml:space="preserve">Definition 22</w:t>
+        </w:r>
+      </w:hyperlink>
+      <w:r>
+        <w:t xml:space="preserve">, the vector</w:t>
       </w:r>
       <w:r>
         <w:t xml:space="preserve"> </w:t>
@@ -31898,25 +32085,11 @@
         <w:t xml:space="preserve"> </w:t>
       </w:r>
       <w:r>
-        <w:t xml:space="preserve">of the hyperplane, and</w:t>
-      </w:r>
-      <w:r>
-        <w:t xml:space="preserve"> </w:t>
-      </w:r>
-      <m:oMath>
-        <m:r>
-          <m:t>b</m:t>
-        </m:r>
-      </m:oMath>
-      <w:r>
-        <w:t xml:space="preserve"> </w:t>
-      </w:r>
-      <w:r>
-        <w:t xml:space="preserve">is its offset.</w:t>
+        <w:t xml:space="preserve">of the hyperplane.</w:t>
       </w:r>
     </w:p>
-    <w:bookmarkEnd w:id="104"/>
-    <w:bookmarkStart w:id="105" w:name="exm-hyperplane"/>
+    <w:bookmarkEnd w:id="108"/>
+    <w:bookmarkStart w:id="109" w:name="exm-hyperplane"/>
     <w:p>
       <w:pPr>
         <w:pStyle w:val="BodyText"/>
@@ -32546,8 +32719,8 @@
         <w:t xml:space="preserve">.</w:t>
       </w:r>
     </w:p>
-    <w:bookmarkEnd w:id="105"/>
-    <w:bookmarkStart w:id="106" w:name="exr-write-in-matrix-form"/>
+    <w:bookmarkEnd w:id="109"/>
+    <w:bookmarkStart w:id="110" w:name="exr-write-in-matrix-form"/>
     <w:p>
       <w:pPr>
         <w:pStyle w:val="FirstParagraph"/>
@@ -33004,8 +33177,8 @@
         <w:t xml:space="preserve">.</w:t>
       </w:r>
     </w:p>
-    <w:bookmarkEnd w:id="106"/>
-    <w:bookmarkStart w:id="107" w:name="sol-write-in-matrix-form"/>
+    <w:bookmarkEnd w:id="110"/>
+    <w:bookmarkStart w:id="111" w:name="sol-write-in-matrix-form"/>
     <w:p>
       <w:pPr>
         <w:pStyle w:val="BodyText"/>
@@ -33696,8 +33869,8 @@
         <w:t xml:space="preserve">which is a different clinical claim entirely.</w:t>
       </w:r>
     </w:p>
-    <w:bookmarkEnd w:id="107"/>
-    <w:bookmarkStart w:id="108" w:name="exr-which-are-linear"/>
+    <w:bookmarkEnd w:id="111"/>
+    <w:bookmarkStart w:id="112" w:name="exr-which-are-linear"/>
     <w:p>
       <w:pPr>
         <w:pStyle w:val="BodyText"/>
@@ -33833,7 +34006,7 @@
           <w:rPr>
             <w:rStyle w:val="Hyperlink"/>
           </w:rPr>
-          <w:t xml:space="preserve">Definition 17</w:t>
+          <w:t xml:space="preserve">Definition 19</w:t>
         </w:r>
       </w:hyperlink>
       <w:r>
@@ -33861,7 +34034,7 @@
           <w:rPr>
             <w:rStyle w:val="Hyperlink"/>
           </w:rPr>
-          <w:t xml:space="preserve">Definition 13</w:t>
+          <w:t xml:space="preserve">Definition 15</w:t>
         </w:r>
       </w:hyperlink>
       <w:r>
@@ -34146,8 +34319,8 @@
         <w:t xml:space="preserve">​</w:t>
       </w:r>
     </w:p>
-    <w:bookmarkEnd w:id="108"/>
-    <w:bookmarkStart w:id="110" w:name="sol-which-are-linear"/>
+    <w:bookmarkEnd w:id="112"/>
+    <w:bookmarkStart w:id="114" w:name="sol-which-are-linear"/>
     <w:p>
       <w:pPr>
         <w:pStyle w:val="FirstParagraph"/>
@@ -34581,7 +34754,7 @@
       <w:r>
         <w:t xml:space="preserve"> </w:t>
       </w:r>
-      <w:hyperlink r:id="rId109">
+      <w:hyperlink r:id="rId113">
         <w:r>
           <w:rPr>
             <w:rStyle w:val="Hyperlink"/>
@@ -35116,9 +35289,9 @@
         <w:t xml:space="preserve">week 3.</w:t>
       </w:r>
     </w:p>
-    <w:bookmarkEnd w:id="110"/>
-    <w:bookmarkEnd w:id="111"/>
-    <w:bookmarkStart w:id="122" w:name="transposes-of-sums-and-products"/>
+    <w:bookmarkEnd w:id="114"/>
+    <w:bookmarkEnd w:id="115"/>
+    <w:bookmarkStart w:id="126" w:name="transposes-of-sums-and-products"/>
     <w:p>
       <w:pPr>
         <w:pStyle w:val="Heading3"/>
@@ -35127,7 +35300,7 @@
         <w:t xml:space="preserve">1.8 Transposes of sums and products</w:t>
       </w:r>
     </w:p>
-    <w:bookmarkStart w:id="112" w:name="thm-transpose-sum"/>
+    <w:bookmarkStart w:id="116" w:name="thm-transpose-sum"/>
     <w:p>
       <w:pPr>
         <w:pStyle w:val="FirstParagraph"/>
@@ -35470,7 +35643,7 @@
         </m:oMath>
       </m:oMathPara>
     </w:p>
-    <w:bookmarkEnd w:id="112"/>
+    <w:bookmarkEnd w:id="116"/>
     <w:p>
       <w:pPr>
         <w:pStyle w:val="FirstParagraph"/>
@@ -35942,7 +36115,7 @@
         </m:oMath>
       </m:oMathPara>
     </w:p>
-    <w:bookmarkStart w:id="113" w:name="thm-transpose-product"/>
+    <w:bookmarkStart w:id="117" w:name="thm-transpose-product"/>
     <w:p>
       <w:pPr>
         <w:pStyle w:val="FirstParagraph"/>
@@ -36221,7 +36394,7 @@
         </m:oMath>
       </m:oMathPara>
     </w:p>
-    <w:bookmarkEnd w:id="113"/>
+    <w:bookmarkEnd w:id="117"/>
     <w:p>
       <w:pPr>
         <w:pStyle w:val="FirstParagraph"/>
@@ -36730,7 +36903,7 @@
         </m:oMath>
       </m:oMathPara>
     </w:p>
-    <w:bookmarkStart w:id="114" w:name="rem-transpose-product-order"/>
+    <w:bookmarkStart w:id="118" w:name="rem-transpose-product-order"/>
     <w:p>
       <w:pPr>
         <w:pStyle w:val="FirstParagraph"/>
@@ -37703,8 +37876,8 @@
         <w:t xml:space="preserve">which is undefined.</w:t>
       </w:r>
     </w:p>
-    <w:bookmarkEnd w:id="114"/>
-    <w:bookmarkStart w:id="115" w:name="thm-scalar-transpose"/>
+    <w:bookmarkEnd w:id="118"/>
+    <w:bookmarkStart w:id="119" w:name="thm-scalar-transpose"/>
     <w:p>
       <w:pPr>
         <w:pStyle w:val="BodyText"/>
@@ -38107,7 +38280,7 @@
         <w:t xml:space="preserve">.</w:t>
       </w:r>
     </w:p>
-    <w:bookmarkEnd w:id="115"/>
+    <w:bookmarkEnd w:id="119"/>
     <w:p>
       <w:pPr>
         <w:pStyle w:val="BodyText"/>
@@ -38728,7 +38901,7 @@
         <w:t xml:space="preserve">gives the last statement.</w:t>
       </w:r>
     </w:p>
-    <w:bookmarkStart w:id="116" w:name="exm-scalar-transpose"/>
+    <w:bookmarkStart w:id="120" w:name="exm-scalar-transpose"/>
     <w:p>
       <w:pPr>
         <w:pStyle w:val="BodyText"/>
@@ -39548,9 +39721,9 @@
         <w:t xml:space="preserve">are equal and can be combined.</w:t>
       </w:r>
     </w:p>
-    <w:bookmarkEnd w:id="116"/>
-    <w:bookmarkStart w:id="121" w:name="refs"/>
-    <w:bookmarkStart w:id="118" w:name="ref-boyd2018vmls"/>
+    <w:bookmarkEnd w:id="120"/>
+    <w:bookmarkStart w:id="125" w:name="refs"/>
+    <w:bookmarkStart w:id="122" w:name="ref-boyd2018vmls"/>
     <w:p>
       <w:pPr>
         <w:pStyle w:val="Bibliography"/>
@@ -39574,7 +39747,7 @@
       <w:r>
         <w:t xml:space="preserve"> </w:t>
       </w:r>
-      <w:hyperlink r:id="rId117">
+      <w:hyperlink r:id="rId121">
         <w:r>
           <w:rPr>
             <w:rStyle w:val="Hyperlink"/>
@@ -39586,8 +39759,8 @@
         <w:t xml:space="preserve">.</w:t>
       </w:r>
     </w:p>
-    <w:bookmarkEnd w:id="118"/>
-    <w:bookmarkStart w:id="120" w:name="ref-zhou2024matrix"/>
+    <w:bookmarkEnd w:id="122"/>
+    <w:bookmarkStart w:id="124" w:name="ref-zhou2024matrix"/>
     <w:p>
       <w:pPr>
         <w:pStyle w:val="Bibliography"/>
@@ -39611,7 +39784,7 @@
       <w:r>
         <w:t xml:space="preserve"> </w:t>
       </w:r>
-      <w:hyperlink r:id="rId119">
+      <w:hyperlink r:id="rId123">
         <w:r>
           <w:rPr>
             <w:rStyle w:val="Hyperlink"/>
@@ -39623,10 +39796,10 @@
         <w:t xml:space="preserve">.</w:t>
       </w:r>
     </w:p>
-    <w:bookmarkEnd w:id="120"/>
-    <w:bookmarkEnd w:id="121"/>
-    <w:bookmarkEnd w:id="122"/>
-    <w:bookmarkEnd w:id="123"/>
+    <w:bookmarkEnd w:id="124"/>
+    <w:bookmarkEnd w:id="125"/>
+    <w:bookmarkEnd w:id="126"/>
+    <w:bookmarkEnd w:id="127"/>
     <w:sectPr>
       <w:footnotePr>
         <w:numRestart w:val="eachSect"/>
